--- a/reference-bmc.docx
+++ b/reference-bmc.docx
@@ -319,8 +319,8 @@
         <w:numRestart w:val="eachSect"/>
       </w:footnotePr>
       <w:pgSz w:w="12240" w:h="15840"/>
+      <w:pgMar w:top="1440" w:right="1440" w:bottom="1440" w:left="1440" w:header="720" w:footer="720" w:gutter="0"/>
       <w:lnNumType w:countBy="1" w:restart="continuous"/>
-      <w:pgMar w:top="1440" w:right="1440" w:bottom="1440" w:left="1440" w:header="720" w:footer="720" w:gutter="0"/>
     </w:sectPr>
   </w:body>
 </w:document>
